--- a/relatorio/RELATORIO_CRITICA_Operacao_2x2_setembro_2026.docx
+++ b/relatorio/RELATORIO_CRITICA_Operacao_2x2_setembro_2026.docx
@@ -1108,7 +1108,7 @@
           <w:sz w:val="18"/>
           <w:szCs w:val="20"/>
         </w:rPr>
-        <w:t xml:space="preserve">O presente relatório registra os fatos e ocorrências da Operação 2x2 (NAED nº 1970/08/2026), realizada nos dias 07, 08, 12, 16, 18, 19, 20, 24, 26 e 28 de setembro de 2026, em Luís Eduardo Magalhães, São Desidério e no Distrito de Roda Velha, com aplicação do efetivo do 27º BPM, na modalidade de motopatrulhamento.</w:t>
+        <w:t xml:space="preserve">O presente relatório registra os fatos e ocorrências da Operação 2x2 (Nota de Autorização para Execução de Despesa com Hora-Extra – NAED nº 1970/08/2026), realizada nos dias 07, 08, 12, 16, 18, 19, 20, 24, 26 e 28 de setembro de 2026, em Luís Eduardo Magalhães, São Desidério e no Distrito de Roda Velha, com aplicação do efetivo do 27º BPM, na modalidade de motopatrulhamento.</w:t>
       </w:r>
       <w:r>
         <w:rPr>
